--- a/pr-preview/pr-301/chapters/summary-tracked-changes.docx
+++ b/pr-preview/pr-301/chapters/summary-tracked-changes.docx
@@ -26,7 +26,7 @@
       </w:pPr>
       <w:ins w:id="2" w:author="PR Preview" w:date="2026-01-01T00:00:00Z">
         <w:r>
-          <w:t xml:space="preserve">Last modified: 2026-10-19 02:08:03 (PDT)</w:t>
+          <w:t xml:space="preserve">Last modified: 2026-10-19 02:23:56 (PDT)</w:t>
         </w:r>
       </w:ins>
     </w:p>

--- a/pr-preview/pr-301/chapters/summary-tracked-changes.docx
+++ b/pr-preview/pr-301/chapters/summary-tracked-changes.docx
@@ -16,7 +16,7 @@
       </w:pPr>
       <w:del w:id="1" w:author="PR Preview" w:date="2026-01-01T00:00:00Z">
         <w:r>
-          <w:delText xml:space="preserve">Last modified: 2026-10-19 01:18:03 (PDT)</w:delText>
+          <w:delText xml:space="preserve">Last modified: 2026-10-19 10:00:51 (PDT)</w:delText>
         </w:r>
       </w:del>
     </w:p>
@@ -26,7 +26,7 @@
       </w:pPr>
       <w:ins w:id="2" w:author="PR Preview" w:date="2026-01-01T00:00:00Z">
         <w:r>
-          <w:t xml:space="preserve">Last modified: 2026-10-19 02:23:56 (PDT)</w:t>
+          <w:t xml:space="preserve">Last modified: 2026-10-19 10:28:40 (PDT)</w:t>
         </w:r>
       </w:ins>
     </w:p>
@@ -1243,7 +1243,7 @@
       </w:r>
     </w:p>
     <w:bookmarkEnd w:id="49"/>
-    <w:bookmarkStart w:id="57" w:name="words"/>
+    <w:bookmarkStart w:id="58" w:name="words"/>
     <w:p>
       <w:pPr>
         <w:pStyle w:val="Heading2"/>
@@ -1363,6 +1363,26 @@
           <w:rPr>
             <w:rStyle w:val="Hyperlink"/>
           </w:rPr>
+          <w:t xml:space="preserve">Give a technical word one meaning</w:t>
+        </w:r>
+      </w:hyperlink>
+      <w:r>
+        <w:t xml:space="preserve">.</w:t>
+      </w:r>
+    </w:p>
+    <w:p>
+      <w:pPr>
+        <w:pStyle w:val="Compact"/>
+        <w:numPr>
+          <w:ilvl w:val="0"/>
+          <w:numId w:val="1004"/>
+        </w:numPr>
+      </w:pPr>
+      <w:hyperlink r:id="rId55">
+        <w:r>
+          <w:rPr>
+            <w:rStyle w:val="Hyperlink"/>
+          </w:rPr>
           <w:t xml:space="preserve">Minimize unnecessary jargon</w:t>
         </w:r>
       </w:hyperlink>
@@ -1378,7 +1398,7 @@
           <w:numId w:val="1004"/>
         </w:numPr>
       </w:pPr>
-      <w:hyperlink r:id="rId55">
+      <w:hyperlink r:id="rId56">
         <w:r>
           <w:rPr>
             <w:rStyle w:val="Hyperlink"/>
@@ -1404,7 +1424,7 @@
           <w:numId w:val="1004"/>
         </w:numPr>
       </w:pPr>
-      <w:hyperlink r:id="rId56">
+      <w:hyperlink r:id="rId57">
         <w:r>
           <w:rPr>
             <w:rStyle w:val="Hyperlink"/>
@@ -1416,8 +1436,8 @@
         <w:t xml:space="preserve">.</w:t>
       </w:r>
     </w:p>
-    <w:bookmarkEnd w:id="57"/>
-    <w:bookmarkStart w:id="72" w:name="writing-for-every-reader"/>
+    <w:bookmarkEnd w:id="58"/>
+    <w:bookmarkStart w:id="73" w:name="writing-for-every-reader"/>
     <w:p>
       <w:pPr>
         <w:pStyle w:val="Heading2"/>
@@ -1434,7 +1454,7 @@
           <w:numId w:val="1005"/>
         </w:numPr>
       </w:pPr>
-      <w:hyperlink r:id="rId58">
+      <w:hyperlink r:id="rId59">
         <w:r>
           <w:rPr>
             <w:rStyle w:val="Hyperlink"/>
@@ -1454,7 +1474,7 @@
           <w:numId w:val="1005"/>
         </w:numPr>
       </w:pPr>
-      <w:hyperlink r:id="rId59">
+      <w:hyperlink r:id="rId60">
         <w:r>
           <w:rPr>
             <w:rStyle w:val="Hyperlink"/>
@@ -1474,7 +1494,7 @@
           <w:numId w:val="1005"/>
         </w:numPr>
       </w:pPr>
-      <w:hyperlink r:id="rId60">
+      <w:hyperlink r:id="rId61">
         <w:r>
           <w:rPr>
             <w:rStyle w:val="Hyperlink"/>
@@ -1521,7 +1541,7 @@
           <w:numId w:val="1005"/>
         </w:numPr>
       </w:pPr>
-      <w:hyperlink r:id="rId61">
+      <w:hyperlink r:id="rId62">
         <w:r>
           <w:rPr>
             <w:rStyle w:val="Hyperlink"/>
@@ -1541,7 +1561,7 @@
           <w:numId w:val="1005"/>
         </w:numPr>
       </w:pPr>
-      <w:hyperlink r:id="rId62">
+      <w:hyperlink r:id="rId63">
         <w:r>
           <w:rPr>
             <w:rStyle w:val="Hyperlink"/>
@@ -1561,7 +1581,7 @@
       <w:r>
         <w:t xml:space="preserve"> </w:t>
       </w:r>
-      <w:hyperlink r:id="rId63">
+      <w:hyperlink r:id="rId64">
         <w:r>
           <w:rPr>
             <w:rStyle w:val="Hyperlink"/>
@@ -1581,7 +1601,7 @@
           <w:numId w:val="1005"/>
         </w:numPr>
       </w:pPr>
-      <w:hyperlink r:id="rId64">
+      <w:hyperlink r:id="rId65">
         <w:r>
           <w:rPr>
             <w:rStyle w:val="Hyperlink"/>
@@ -1601,7 +1621,7 @@
           <w:numId w:val="1005"/>
         </w:numPr>
       </w:pPr>
-      <w:hyperlink r:id="rId65">
+      <w:hyperlink r:id="rId66">
         <w:r>
           <w:rPr>
             <w:rStyle w:val="Hyperlink"/>
@@ -1621,7 +1641,7 @@
           <w:numId w:val="1005"/>
         </w:numPr>
       </w:pPr>
-      <w:hyperlink r:id="rId66">
+      <w:hyperlink r:id="rId67">
         <w:r>
           <w:rPr>
             <w:rStyle w:val="Hyperlink"/>
@@ -1641,7 +1661,7 @@
           <w:numId w:val="1005"/>
         </w:numPr>
       </w:pPr>
-      <w:hyperlink r:id="rId67">
+      <w:hyperlink r:id="rId68">
         <w:r>
           <w:rPr>
             <w:rStyle w:val="Hyperlink"/>
@@ -1661,7 +1681,7 @@
           <w:numId w:val="1005"/>
         </w:numPr>
       </w:pPr>
-      <w:hyperlink r:id="rId68">
+      <w:hyperlink r:id="rId69">
         <w:r>
           <w:rPr>
             <w:rStyle w:val="Hyperlink"/>
@@ -1681,7 +1701,7 @@
           <w:numId w:val="1005"/>
         </w:numPr>
       </w:pPr>
-      <w:hyperlink r:id="rId69">
+      <w:hyperlink r:id="rId70">
         <w:r>
           <w:rPr>
             <w:rStyle w:val="Hyperlink"/>
@@ -1701,7 +1721,7 @@
           <w:numId w:val="1005"/>
         </w:numPr>
       </w:pPr>
-      <w:hyperlink r:id="rId70">
+      <w:hyperlink r:id="rId71">
         <w:r>
           <w:rPr>
             <w:rStyle w:val="Hyperlink"/>
@@ -1721,7 +1741,7 @@
           <w:numId w:val="1005"/>
         </w:numPr>
       </w:pPr>
-      <w:hyperlink r:id="rId71">
+      <w:hyperlink r:id="rId72">
         <w:r>
           <w:rPr>
             <w:rStyle w:val="Hyperlink"/>
@@ -1733,8 +1753,8 @@
         <w:t xml:space="preserve">.</w:t>
       </w:r>
     </w:p>
-    <w:bookmarkEnd w:id="72"/>
-    <w:bookmarkStart w:id="84" w:name="sentences"/>
+    <w:bookmarkEnd w:id="73"/>
+    <w:bookmarkStart w:id="85" w:name="sentences"/>
     <w:p>
       <w:pPr>
         <w:pStyle w:val="Heading2"/>
@@ -1751,7 +1771,7 @@
           <w:numId w:val="1006"/>
         </w:numPr>
       </w:pPr>
-      <w:hyperlink r:id="rId73">
+      <w:hyperlink r:id="rId74">
         <w:r>
           <w:rPr>
             <w:rStyle w:val="Hyperlink"/>
@@ -1795,7 +1815,7 @@
           <w:numId w:val="1006"/>
         </w:numPr>
       </w:pPr>
-      <w:hyperlink r:id="rId74">
+      <w:hyperlink r:id="rId75">
         <w:r>
           <w:rPr>
             <w:rStyle w:val="Hyperlink"/>
@@ -1863,7 +1883,7 @@
           <w:numId w:val="1006"/>
         </w:numPr>
       </w:pPr>
-      <w:hyperlink r:id="rId75">
+      <w:hyperlink r:id="rId76">
         <w:r>
           <w:rPr>
             <w:rStyle w:val="Hyperlink"/>
@@ -1931,7 +1951,7 @@
           <w:numId w:val="1006"/>
         </w:numPr>
       </w:pPr>
-      <w:hyperlink r:id="rId76">
+      <w:hyperlink r:id="rId77">
         <w:r>
           <w:rPr>
             <w:rStyle w:val="Hyperlink"/>
@@ -1951,7 +1971,7 @@
           <w:numId w:val="1006"/>
         </w:numPr>
       </w:pPr>
-      <w:hyperlink r:id="rId77">
+      <w:hyperlink r:id="rId78">
         <w:r>
           <w:rPr>
             <w:rStyle w:val="Hyperlink"/>
@@ -1971,7 +1991,7 @@
           <w:numId w:val="1006"/>
         </w:numPr>
       </w:pPr>
-      <w:hyperlink r:id="rId78">
+      <w:hyperlink r:id="rId79">
         <w:r>
           <w:rPr>
             <w:rStyle w:val="Hyperlink"/>
@@ -1991,7 +2011,7 @@
           <w:numId w:val="1006"/>
         </w:numPr>
       </w:pPr>
-      <w:hyperlink r:id="rId79">
+      <w:hyperlink r:id="rId80">
         <w:r>
           <w:rPr>
             <w:rStyle w:val="Hyperlink"/>
@@ -2017,7 +2037,7 @@
           <w:numId w:val="1006"/>
         </w:numPr>
       </w:pPr>
-      <w:hyperlink r:id="rId80">
+      <w:hyperlink r:id="rId81">
         <w:r>
           <w:rPr>
             <w:rStyle w:val="Hyperlink"/>
@@ -2037,7 +2057,7 @@
           <w:numId w:val="1006"/>
         </w:numPr>
       </w:pPr>
-      <w:hyperlink r:id="rId81">
+      <w:hyperlink r:id="rId82">
         <w:r>
           <w:rPr>
             <w:rStyle w:val="Hyperlink"/>
@@ -2057,7 +2077,7 @@
           <w:numId w:val="1006"/>
         </w:numPr>
       </w:pPr>
-      <w:hyperlink r:id="rId82">
+      <w:hyperlink r:id="rId83">
         <w:r>
           <w:rPr>
             <w:rStyle w:val="Hyperlink"/>
@@ -2077,7 +2097,7 @@
           <w:numId w:val="1006"/>
         </w:numPr>
       </w:pPr>
-      <w:hyperlink r:id="rId83">
+      <w:hyperlink r:id="rId84">
         <w:r>
           <w:rPr>
             <w:rStyle w:val="Hyperlink"/>
@@ -2089,8 +2109,8 @@
         <w:t xml:space="preserve">.</w:t>
       </w:r>
     </w:p>
-    <w:bookmarkEnd w:id="84"/>
-    <w:bookmarkStart w:id="99" w:name="teaching-materials"/>
+    <w:bookmarkEnd w:id="85"/>
+    <w:bookmarkStart w:id="100" w:name="teaching-materials"/>
     <w:p>
       <w:pPr>
         <w:pStyle w:val="Heading2"/>
@@ -2107,7 +2127,7 @@
           <w:numId w:val="1007"/>
         </w:numPr>
       </w:pPr>
-      <w:hyperlink r:id="rId85">
+      <w:hyperlink r:id="rId86">
         <w:r>
           <w:rPr>
             <w:rStyle w:val="Hyperlink"/>
@@ -2127,7 +2147,7 @@
           <w:numId w:val="1007"/>
         </w:numPr>
       </w:pPr>
-      <w:hyperlink r:id="rId86">
+      <w:hyperlink r:id="rId87">
         <w:r>
           <w:rPr>
             <w:rStyle w:val="Hyperlink"/>
@@ -2147,7 +2167,7 @@
           <w:numId w:val="1007"/>
         </w:numPr>
       </w:pPr>
-      <w:hyperlink r:id="rId87">
+      <w:hyperlink r:id="rId88">
         <w:r>
           <w:rPr>
             <w:rStyle w:val="Hyperlink"/>
@@ -2170,7 +2190,7 @@
           <w:numId w:val="1007"/>
         </w:numPr>
       </w:pPr>
-      <w:hyperlink r:id="rId88">
+      <w:hyperlink r:id="rId89">
         <w:r>
           <w:rPr>
             <w:rStyle w:val="Hyperlink"/>
@@ -2190,7 +2210,7 @@
           <w:numId w:val="1007"/>
         </w:numPr>
       </w:pPr>
-      <w:hyperlink r:id="rId89">
+      <w:hyperlink r:id="rId90">
         <w:r>
           <w:rPr>
             <w:rStyle w:val="Hyperlink"/>
@@ -2210,7 +2230,7 @@
           <w:numId w:val="1007"/>
         </w:numPr>
       </w:pPr>
-      <w:hyperlink r:id="rId90">
+      <w:hyperlink r:id="rId91">
         <w:r>
           <w:rPr>
             <w:rStyle w:val="Hyperlink"/>
@@ -2230,7 +2250,7 @@
           <w:numId w:val="1007"/>
         </w:numPr>
       </w:pPr>
-      <w:hyperlink r:id="rId91">
+      <w:hyperlink r:id="rId92">
         <w:r>
           <w:rPr>
             <w:rStyle w:val="Hyperlink"/>
@@ -2250,7 +2270,7 @@
           <w:numId w:val="1007"/>
         </w:numPr>
       </w:pPr>
-      <w:hyperlink r:id="rId92">
+      <w:hyperlink r:id="rId93">
         <w:r>
           <w:rPr>
             <w:rStyle w:val="Hyperlink"/>
@@ -2270,7 +2290,7 @@
           <w:numId w:val="1007"/>
         </w:numPr>
       </w:pPr>
-      <w:hyperlink r:id="rId93">
+      <w:hyperlink r:id="rId94">
         <w:r>
           <w:rPr>
             <w:rStyle w:val="Hyperlink"/>
@@ -2290,7 +2310,7 @@
           <w:numId w:val="1007"/>
         </w:numPr>
       </w:pPr>
-      <w:hyperlink r:id="rId94">
+      <w:hyperlink r:id="rId95">
         <w:r>
           <w:rPr>
             <w:rStyle w:val="Hyperlink"/>
@@ -2313,7 +2333,7 @@
           <w:numId w:val="1007"/>
         </w:numPr>
       </w:pPr>
-      <w:hyperlink r:id="rId95">
+      <w:hyperlink r:id="rId96">
         <w:r>
           <w:rPr>
             <w:rStyle w:val="Hyperlink"/>
@@ -2333,7 +2353,7 @@
           <w:numId w:val="1007"/>
         </w:numPr>
       </w:pPr>
-      <w:hyperlink r:id="rId96">
+      <w:hyperlink r:id="rId97">
         <w:r>
           <w:rPr>
             <w:rStyle w:val="Hyperlink"/>
@@ -2353,7 +2373,7 @@
           <w:numId w:val="1007"/>
         </w:numPr>
       </w:pPr>
-      <w:hyperlink r:id="rId97">
+      <w:hyperlink r:id="rId98">
         <w:r>
           <w:rPr>
             <w:rStyle w:val="Hyperlink"/>
@@ -2388,7 +2408,7 @@
           <w:numId w:val="1007"/>
         </w:numPr>
       </w:pPr>
-      <w:hyperlink r:id="rId98">
+      <w:hyperlink r:id="rId99">
         <w:r>
           <w:rPr>
             <w:rStyle w:val="Hyperlink"/>
@@ -2406,8 +2426,8 @@
         <w:t xml:space="preserve">and remove any existing credit to your own work, but keep what that work itself credits.</w:t>
       </w:r>
     </w:p>
-    <w:bookmarkEnd w:id="99"/>
-    <w:bookmarkStart w:id="103" w:name="software-text"/>
+    <w:bookmarkEnd w:id="100"/>
+    <w:bookmarkStart w:id="104" w:name="software-text"/>
     <w:p>
       <w:pPr>
         <w:pStyle w:val="Heading2"/>
@@ -2424,7 +2444,7 @@
           <w:numId w:val="1008"/>
         </w:numPr>
       </w:pPr>
-      <w:hyperlink r:id="rId100">
+      <w:hyperlink r:id="rId101">
         <w:r>
           <w:rPr>
             <w:rStyle w:val="Hyperlink"/>
@@ -2447,7 +2467,7 @@
           <w:numId w:val="1008"/>
         </w:numPr>
       </w:pPr>
-      <w:hyperlink r:id="rId101">
+      <w:hyperlink r:id="rId102">
         <w:r>
           <w:rPr>
             <w:rStyle w:val="Hyperlink"/>
@@ -2467,7 +2487,7 @@
           <w:numId w:val="1008"/>
         </w:numPr>
       </w:pPr>
-      <w:hyperlink r:id="rId102">
+      <w:hyperlink r:id="rId103">
         <w:r>
           <w:rPr>
             <w:rStyle w:val="Hyperlink"/>
@@ -2479,8 +2499,8 @@
         <w:t xml:space="preserve">.</w:t>
       </w:r>
     </w:p>
-    <w:bookmarkEnd w:id="103"/>
-    <w:bookmarkStart w:id="107" w:name="thinking"/>
+    <w:bookmarkEnd w:id="104"/>
+    <w:bookmarkStart w:id="108" w:name="thinking"/>
     <w:p>
       <w:pPr>
         <w:pStyle w:val="Heading2"/>
@@ -2497,7 +2517,7 @@
           <w:numId w:val="1009"/>
         </w:numPr>
       </w:pPr>
-      <w:hyperlink r:id="rId104">
+      <w:hyperlink r:id="rId105">
         <w:r>
           <w:rPr>
             <w:rStyle w:val="Hyperlink"/>
@@ -2517,7 +2537,7 @@
           <w:numId w:val="1009"/>
         </w:numPr>
       </w:pPr>
-      <w:hyperlink r:id="rId105">
+      <w:hyperlink r:id="rId106">
         <w:r>
           <w:rPr>
             <w:rStyle w:val="Hyperlink"/>
@@ -2537,7 +2557,7 @@
           <w:numId w:val="1009"/>
         </w:numPr>
       </w:pPr>
-      <w:hyperlink r:id="rId106">
+      <w:hyperlink r:id="rId107">
         <w:r>
           <w:rPr>
             <w:rStyle w:val="Hyperlink"/>
@@ -2549,7 +2569,7 @@
         <w:t xml:space="preserve">.</w:t>
       </w:r>
     </w:p>
-    <w:bookmarkEnd w:id="107"/>
+    <w:bookmarkEnd w:id="108"/>
     <w:sectPr>
       <w:footnotePr>
         <w:numRestart w:val="eachSect"/>
